--- a/Master Folder/Master BA Timlak RO Konsultan/03. Surat Penetapan BA Persiapan Pengadaan PPK.docx
+++ b/Master Folder/Master BA Timlak RO Konsultan/03. Surat Penetapan BA Persiapan Pengadaan PPK.docx
@@ -1,6 +1,6 @@
 
 <file path=word/document.xml><?xml version="1.0" encoding="utf-8"?>
-<w:document xmlns:wpc="http://schemas.microsoft.com/office/word/2010/wordprocessingCanvas" xmlns:cx="http://schemas.microsoft.com/office/drawing/2014/chartex" xmlns:cx1="http://schemas.microsoft.com/office/drawing/2015/9/8/chartex" xmlns:cx2="http://schemas.microsoft.com/office/drawing/2015/10/21/chartex" xmlns:cx3="http://schemas.microsoft.com/office/drawing/2016/5/9/chartex" xmlns:cx4="http://schemas.microsoft.com/office/drawing/2016/5/10/chartex" xmlns:cx5="http://schemas.microsoft.com/office/drawing/2016/5/11/chartex" xmlns:cx6="http://schemas.microsoft.com/office/drawing/2016/5/12/chartex" xmlns:cx7="http://schemas.microsoft.com/office/drawing/2016/5/13/chartex" xmlns:cx8="http://schemas.microsoft.com/office/drawing/2016/5/14/chartex" xmlns:mc="http://schemas.openxmlformats.org/markup-compatibility/2006" xmlns:aink="http://schemas.microsoft.com/office/drawing/2016/ink" xmlns:am3d="http://schemas.microsoft.com/office/drawing/2017/model3d" xmlns:o="urn:schemas-microsoft-com:office:office" xmlns:r="http://schemas.openxmlformats.org/officeDocument/2006/relationships" xmlns:m="http://schemas.openxmlformats.org/officeDocument/2006/math" xmlns:v="urn:schemas-microsoft-com:vml" xmlns:wp14="http://schemas.microsoft.com/office/word/2010/wordprocessingDrawing" xmlns:wp="http://schemas.openxmlformats.org/drawingml/2006/wordprocessingDrawing" xmlns:w10="urn:schemas-microsoft-com:office:word" xmlns:w="http://schemas.openxmlformats.org/wordprocessingml/2006/main" xmlns:w14="http://schemas.microsoft.com/office/word/2010/wordml" xmlns:w15="http://schemas.microsoft.com/office/word/2012/wordml" xmlns:w16cex="http://schemas.microsoft.com/office/word/2018/wordml/cex" xmlns:w16cid="http://schemas.microsoft.com/office/word/2016/wordml/cid" xmlns:w16="http://schemas.microsoft.com/office/word/2018/wordml" xmlns:w16sdtdh="http://schemas.microsoft.com/office/word/2020/wordml/sdtdatahash" xmlns:w16se="http://schemas.microsoft.com/office/word/2015/wordml/symex" xmlns:wpg="http://schemas.microsoft.com/office/word/2010/wordprocessingGroup" xmlns:wpi="http://schemas.microsoft.com/office/word/2010/wordprocessingInk" xmlns:wne="http://schemas.microsoft.com/office/word/2006/wordml" xmlns:wps="http://schemas.microsoft.com/office/word/2010/wordprocessingShape" mc:Ignorable="w14 w15 w16se w16cid w16 w16cex w16sdtdh wp14">
+<w:document xmlns:wpc="http://schemas.microsoft.com/office/word/2010/wordprocessingCanvas" xmlns:cx="http://schemas.microsoft.com/office/drawing/2014/chartex" xmlns:cx1="http://schemas.microsoft.com/office/drawing/2015/9/8/chartex" xmlns:cx2="http://schemas.microsoft.com/office/drawing/2015/10/21/chartex" xmlns:cx3="http://schemas.microsoft.com/office/drawing/2016/5/9/chartex" xmlns:cx4="http://schemas.microsoft.com/office/drawing/2016/5/10/chartex" xmlns:cx5="http://schemas.microsoft.com/office/drawing/2016/5/11/chartex" xmlns:cx6="http://schemas.microsoft.com/office/drawing/2016/5/12/chartex" xmlns:cx7="http://schemas.microsoft.com/office/drawing/2016/5/13/chartex" xmlns:cx8="http://schemas.microsoft.com/office/drawing/2016/5/14/chartex" xmlns:mc="http://schemas.openxmlformats.org/markup-compatibility/2006" xmlns:aink="http://schemas.microsoft.com/office/drawing/2016/ink" xmlns:am3d="http://schemas.microsoft.com/office/drawing/2017/model3d" xmlns:o="urn:schemas-microsoft-com:office:office" xmlns:oel="http://schemas.microsoft.com/office/2019/extlst" xmlns:r="http://schemas.openxmlformats.org/officeDocument/2006/relationships" xmlns:m="http://schemas.openxmlformats.org/officeDocument/2006/math" xmlns:v="urn:schemas-microsoft-com:vml" xmlns:wp14="http://schemas.microsoft.com/office/word/2010/wordprocessingDrawing" xmlns:wp="http://schemas.openxmlformats.org/drawingml/2006/wordprocessingDrawing" xmlns:w10="urn:schemas-microsoft-com:office:word" xmlns:w="http://schemas.openxmlformats.org/wordprocessingml/2006/main" xmlns:w14="http://schemas.microsoft.com/office/word/2010/wordml" xmlns:w15="http://schemas.microsoft.com/office/word/2012/wordml" xmlns:w16cex="http://schemas.microsoft.com/office/word/2018/wordml/cex" xmlns:w16cid="http://schemas.microsoft.com/office/word/2016/wordml/cid" xmlns:w16="http://schemas.microsoft.com/office/word/2018/wordml" xmlns:w16du="http://schemas.microsoft.com/office/word/2023/wordml/word16du" xmlns:w16sdtdh="http://schemas.microsoft.com/office/word/2020/wordml/sdtdatahash" xmlns:w16sdtfl="http://schemas.microsoft.com/office/word/2024/wordml/sdtformatlock" xmlns:w16se="http://schemas.microsoft.com/office/word/2015/wordml/symex" xmlns:wpg="http://schemas.microsoft.com/office/word/2010/wordprocessingGroup" xmlns:wpi="http://schemas.microsoft.com/office/word/2010/wordprocessingInk" xmlns:wne="http://schemas.microsoft.com/office/word/2006/wordml" xmlns:wps="http://schemas.microsoft.com/office/word/2010/wordprocessingShape" mc:Ignorable="w14 w15 w16se w16cid w16 w16cex w16sdtdh w16sdtfl w16du wp14">
   <w:body>
     <w:tbl>
       <w:tblPr>
@@ -45,6 +45,7 @@
                 <w:lang w:val="en-US"/>
               </w:rPr>
             </w:pPr>
+            <w:proofErr w:type="spellStart"/>
             <w:r>
               <w:rPr>
                 <w:rFonts w:ascii="Arial" w:hAnsi="Arial" w:cs="Arial"/>
@@ -54,6 +55,7 @@
               </w:rPr>
               <w:t>Nomor</w:t>
             </w:r>
+            <w:proofErr w:type="spellEnd"/>
           </w:p>
         </w:tc>
         <w:tc>
@@ -228,6 +230,7 @@
               </w:rPr>
               <w:t>{tanggal_</w:t>
             </w:r>
+            <w:proofErr w:type="spellStart"/>
             <w:r>
               <w:rPr>
                 <w:rFonts w:ascii="Arial" w:hAnsi="Arial" w:cs="Arial"/>
@@ -237,6 +240,7 @@
               </w:rPr>
               <w:t>reviu</w:t>
             </w:r>
+            <w:proofErr w:type="spellEnd"/>
             <w:r>
               <w:rPr>
                 <w:rFonts w:ascii="Arial" w:hAnsi="Arial" w:cs="Arial"/>
@@ -335,6 +339,7 @@
                 <w:lang w:val="en-US"/>
               </w:rPr>
             </w:pPr>
+            <w:proofErr w:type="spellStart"/>
             <w:r>
               <w:rPr>
                 <w:rFonts w:ascii="Arial" w:hAnsi="Arial" w:cs="Arial"/>
@@ -344,6 +349,7 @@
               </w:rPr>
               <w:t>Segera</w:t>
             </w:r>
+            <w:proofErr w:type="spellEnd"/>
           </w:p>
         </w:tc>
       </w:tr>
@@ -532,6 +538,7 @@
                 <w:lang w:val="sv-SE"/>
               </w:rPr>
             </w:pPr>
+            <w:proofErr w:type="spellStart"/>
             <w:r>
               <w:rPr>
                 <w:rFonts w:ascii="Arial" w:hAnsi="Arial" w:cs="Arial"/>
@@ -539,8 +546,9 @@
                 <w:szCs w:val="22"/>
                 <w:lang w:val="sv-SE"/>
               </w:rPr>
-              <w:t>Penetapan Dokumen Persiapan Pengadaan Paket</w:t>
-            </w:r>
+              <w:t>Penetapan</w:t>
+            </w:r>
+            <w:proofErr w:type="spellEnd"/>
             <w:r>
               <w:rPr>
                 <w:rFonts w:ascii="Arial" w:hAnsi="Arial" w:cs="Arial"/>
@@ -550,13 +558,100 @@
               </w:rPr>
               <w:t xml:space="preserve"> </w:t>
             </w:r>
-            <w:r>
-              <w:rPr>
-                <w:rFonts w:ascii="Arial" w:hAnsi="Arial" w:cs="Arial"/>
-                <w:sz w:val="22"/>
-                <w:szCs w:val="22"/>
-              </w:rPr>
-              <w:t>{nama_paket}</w:t>
+            <w:proofErr w:type="spellStart"/>
+            <w:r>
+              <w:rPr>
+                <w:rFonts w:ascii="Arial" w:hAnsi="Arial" w:cs="Arial"/>
+                <w:sz w:val="22"/>
+                <w:szCs w:val="22"/>
+                <w:lang w:val="sv-SE"/>
+              </w:rPr>
+              <w:t>Dokumen</w:t>
+            </w:r>
+            <w:proofErr w:type="spellEnd"/>
+            <w:r>
+              <w:rPr>
+                <w:rFonts w:ascii="Arial" w:hAnsi="Arial" w:cs="Arial"/>
+                <w:sz w:val="22"/>
+                <w:szCs w:val="22"/>
+                <w:lang w:val="sv-SE"/>
+              </w:rPr>
+              <w:t xml:space="preserve"> </w:t>
+            </w:r>
+            <w:proofErr w:type="spellStart"/>
+            <w:r>
+              <w:rPr>
+                <w:rFonts w:ascii="Arial" w:hAnsi="Arial" w:cs="Arial"/>
+                <w:sz w:val="22"/>
+                <w:szCs w:val="22"/>
+                <w:lang w:val="sv-SE"/>
+              </w:rPr>
+              <w:t>Persiapan</w:t>
+            </w:r>
+            <w:proofErr w:type="spellEnd"/>
+            <w:r>
+              <w:rPr>
+                <w:rFonts w:ascii="Arial" w:hAnsi="Arial" w:cs="Arial"/>
+                <w:sz w:val="22"/>
+                <w:szCs w:val="22"/>
+                <w:lang w:val="sv-SE"/>
+              </w:rPr>
+              <w:t xml:space="preserve"> </w:t>
+            </w:r>
+            <w:proofErr w:type="spellStart"/>
+            <w:r>
+              <w:rPr>
+                <w:rFonts w:ascii="Arial" w:hAnsi="Arial" w:cs="Arial"/>
+                <w:sz w:val="22"/>
+                <w:szCs w:val="22"/>
+                <w:lang w:val="sv-SE"/>
+              </w:rPr>
+              <w:t>Pengadaan</w:t>
+            </w:r>
+            <w:proofErr w:type="spellEnd"/>
+            <w:r>
+              <w:rPr>
+                <w:rFonts w:ascii="Arial" w:hAnsi="Arial" w:cs="Arial"/>
+                <w:sz w:val="22"/>
+                <w:szCs w:val="22"/>
+                <w:lang w:val="sv-SE"/>
+              </w:rPr>
+              <w:t xml:space="preserve"> Paket</w:t>
+            </w:r>
+            <w:r>
+              <w:rPr>
+                <w:rFonts w:ascii="Arial" w:hAnsi="Arial" w:cs="Arial"/>
+                <w:sz w:val="22"/>
+                <w:szCs w:val="22"/>
+                <w:lang w:val="sv-SE"/>
+              </w:rPr>
+              <w:t xml:space="preserve"> </w:t>
+            </w:r>
+            <w:r>
+              <w:rPr>
+                <w:rFonts w:ascii="Arial" w:hAnsi="Arial" w:cs="Arial"/>
+                <w:sz w:val="22"/>
+                <w:szCs w:val="22"/>
+              </w:rPr>
+              <w:t>{</w:t>
+            </w:r>
+            <w:proofErr w:type="spellStart"/>
+            <w:r>
+              <w:rPr>
+                <w:rFonts w:ascii="Arial" w:hAnsi="Arial" w:cs="Arial"/>
+                <w:sz w:val="22"/>
+                <w:szCs w:val="22"/>
+              </w:rPr>
+              <w:t>nama_paket</w:t>
+            </w:r>
+            <w:proofErr w:type="spellEnd"/>
+            <w:r>
+              <w:rPr>
+                <w:rFonts w:ascii="Arial" w:hAnsi="Arial" w:cs="Arial"/>
+                <w:sz w:val="22"/>
+                <w:szCs w:val="22"/>
+              </w:rPr>
+              <w:t>}</w:t>
             </w:r>
           </w:p>
         </w:tc>
@@ -759,7 +854,33 @@
         <w:rPr>
           <w:rFonts w:ascii="Arial" w:hAnsi="Arial" w:cs="Arial"/>
         </w:rPr>
-        <w:t>{kode_klasifikasi}/R/Bp2jk17/2026/{nomor_surat_1}</w:t>
+        <w:t>{</w:t>
+      </w:r>
+      <w:proofErr w:type="spellStart"/>
+      <w:r>
+        <w:rPr>
+          <w:rFonts w:ascii="Arial" w:hAnsi="Arial" w:cs="Arial"/>
+        </w:rPr>
+        <w:t>kode_klasifikasi</w:t>
+      </w:r>
+      <w:proofErr w:type="spellEnd"/>
+      <w:r>
+        <w:rPr>
+          <w:rFonts w:ascii="Arial" w:hAnsi="Arial" w:cs="Arial"/>
+        </w:rPr>
+        <w:t>}/</w:t>
+      </w:r>
+      <w:r>
+        <w:rPr>
+          <w:rFonts w:ascii="Arial" w:hAnsi="Arial" w:cs="Arial"/>
+        </w:rPr>
+        <w:t>R</w:t>
+      </w:r>
+      <w:r>
+        <w:rPr>
+          <w:rFonts w:ascii="Arial" w:hAnsi="Arial" w:cs="Arial"/>
+        </w:rPr>
+        <w:t>/Bp2jk17/2026/{nomor_surat_1}</w:t>
       </w:r>
       <w:r>
         <w:rPr>
@@ -792,6 +913,7 @@
         </w:rPr>
         <w:t>{tanggal_</w:t>
       </w:r>
+      <w:proofErr w:type="spellStart"/>
       <w:r>
         <w:rPr>
           <w:rFonts w:ascii="Arial" w:hAnsi="Arial" w:cs="Arial"/>
@@ -799,6 +921,7 @@
         </w:rPr>
         <w:t>reviu</w:t>
       </w:r>
+      <w:proofErr w:type="spellEnd"/>
       <w:r>
         <w:rPr>
           <w:rFonts w:ascii="Arial" w:hAnsi="Arial" w:cs="Arial"/>
@@ -827,7 +950,21 @@
         <w:rPr>
           <w:rFonts w:ascii="Arial" w:hAnsi="Arial" w:cs="Arial"/>
         </w:rPr>
-        <w:t xml:space="preserve">Penyampaian Berita Acara Hasil Reviu Dokumen Persiapan Pengadaan </w:t>
+        <w:t xml:space="preserve">Penyampaian Berita Acara Hasil </w:t>
+      </w:r>
+      <w:proofErr w:type="spellStart"/>
+      <w:r>
+        <w:rPr>
+          <w:rFonts w:ascii="Arial" w:hAnsi="Arial" w:cs="Arial"/>
+        </w:rPr>
+        <w:t>Reviu</w:t>
+      </w:r>
+      <w:proofErr w:type="spellEnd"/>
+      <w:r>
+        <w:rPr>
+          <w:rFonts w:ascii="Arial" w:hAnsi="Arial" w:cs="Arial"/>
+        </w:rPr>
+        <w:t xml:space="preserve"> Dokumen Persiapan Pengadaan </w:t>
       </w:r>
       <w:r>
         <w:rPr>
@@ -845,7 +982,21 @@
         <w:rPr>
           <w:rFonts w:ascii="Arial" w:hAnsi="Arial" w:cs="Arial"/>
         </w:rPr>
-        <w:t>Berita Acara Hasil Reviu Dokumen Persiapan Pengadaan</w:t>
+        <w:t xml:space="preserve">Berita Acara Hasil </w:t>
+      </w:r>
+      <w:proofErr w:type="spellStart"/>
+      <w:r>
+        <w:rPr>
+          <w:rFonts w:ascii="Arial" w:hAnsi="Arial" w:cs="Arial"/>
+        </w:rPr>
+        <w:t>Reviu</w:t>
+      </w:r>
+      <w:proofErr w:type="spellEnd"/>
+      <w:r>
+        <w:rPr>
+          <w:rFonts w:ascii="Arial" w:hAnsi="Arial" w:cs="Arial"/>
+        </w:rPr>
+        <w:t xml:space="preserve"> Dokumen Persiapan Pengadaan</w:t>
       </w:r>
       <w:r>
         <w:rPr>
@@ -875,12 +1026,40 @@
         <w:rPr>
           <w:rFonts w:ascii="Arial" w:eastAsia="Arial" w:hAnsi="Arial" w:cs="Arial"/>
         </w:rPr>
-        <w:t>{kode_klasifikasi}/R/Bp2jk17/POKJA-{kode_pokja}/2026/02</w:t>
-      </w:r>
+        <w:t>{</w:t>
+      </w:r>
+      <w:proofErr w:type="spellStart"/>
       <w:r>
         <w:rPr>
           <w:rFonts w:ascii="Arial" w:eastAsia="Arial" w:hAnsi="Arial" w:cs="Arial"/>
         </w:rPr>
+        <w:t>kode_klasifikasi</w:t>
+      </w:r>
+      <w:proofErr w:type="spellEnd"/>
+      <w:r>
+        <w:rPr>
+          <w:rFonts w:ascii="Arial" w:eastAsia="Arial" w:hAnsi="Arial" w:cs="Arial"/>
+        </w:rPr>
+        <w:t>}/R/Bp2jk17/POKJA-{</w:t>
+      </w:r>
+      <w:proofErr w:type="spellStart"/>
+      <w:r>
+        <w:rPr>
+          <w:rFonts w:ascii="Arial" w:eastAsia="Arial" w:hAnsi="Arial" w:cs="Arial"/>
+        </w:rPr>
+        <w:t>kode_pokja</w:t>
+      </w:r>
+      <w:proofErr w:type="spellEnd"/>
+      <w:r>
+        <w:rPr>
+          <w:rFonts w:ascii="Arial" w:eastAsia="Arial" w:hAnsi="Arial" w:cs="Arial"/>
+        </w:rPr>
+        <w:t>}/2026/02</w:t>
+      </w:r>
+      <w:r>
+        <w:rPr>
+          <w:rFonts w:ascii="Arial" w:eastAsia="Arial" w:hAnsi="Arial" w:cs="Arial"/>
+        </w:rPr>
         <w:t xml:space="preserve"> tanggal</w:t>
       </w:r>
       <w:r>
@@ -907,6 +1086,7 @@
         </w:rPr>
         <w:t>_</w:t>
       </w:r>
+      <w:proofErr w:type="spellStart"/>
       <w:r>
         <w:rPr>
           <w:rFonts w:ascii="Arial" w:eastAsia="Arial" w:hAnsi="Arial" w:cs="Arial"/>
@@ -914,6 +1094,7 @@
         </w:rPr>
         <w:t>reviu</w:t>
       </w:r>
+      <w:proofErr w:type="spellEnd"/>
       <w:r>
         <w:rPr>
           <w:rFonts w:ascii="Arial" w:eastAsia="Arial" w:hAnsi="Arial" w:cs="Arial"/>
@@ -1068,7 +1249,21 @@
               <w:rPr>
                 <w:rFonts w:ascii="Arial" w:hAnsi="Arial" w:cs="Arial"/>
               </w:rPr>
-              <w:t>{nama_paket}</w:t>
+              <w:t>{</w:t>
+            </w:r>
+            <w:proofErr w:type="spellStart"/>
+            <w:r>
+              <w:rPr>
+                <w:rFonts w:ascii="Arial" w:hAnsi="Arial" w:cs="Arial"/>
+              </w:rPr>
+              <w:t>nama_paket</w:t>
+            </w:r>
+            <w:proofErr w:type="spellEnd"/>
+            <w:r>
+              <w:rPr>
+                <w:rFonts w:ascii="Arial" w:hAnsi="Arial" w:cs="Arial"/>
+              </w:rPr>
+              <w:t>}</w:t>
             </w:r>
           </w:p>
         </w:tc>
@@ -1166,7 +1361,25 @@
                 <w:spacing w:val="-2"/>
                 <w:lang w:val="ms-MY"/>
               </w:rPr>
-              <w:t>{satuan_kerja}</w:t>
+              <w:t>{</w:t>
+            </w:r>
+            <w:proofErr w:type="spellStart"/>
+            <w:r>
+              <w:rPr>
+                <w:rFonts w:ascii="Arial" w:eastAsia="Arial" w:hAnsi="Arial" w:cs="Arial"/>
+                <w:spacing w:val="-2"/>
+                <w:lang w:val="ms-MY"/>
+              </w:rPr>
+              <w:t>satuan_kerja</w:t>
+            </w:r>
+            <w:proofErr w:type="spellEnd"/>
+            <w:r>
+              <w:rPr>
+                <w:rFonts w:ascii="Arial" w:eastAsia="Arial" w:hAnsi="Arial" w:cs="Arial"/>
+                <w:spacing w:val="-2"/>
+                <w:lang w:val="ms-MY"/>
+              </w:rPr>
+              <w:t>}</w:t>
             </w:r>
           </w:p>
         </w:tc>
@@ -1266,6 +1479,7 @@
               </w:rPr>
               <w:t>{</w:t>
             </w:r>
+            <w:proofErr w:type="spellStart"/>
             <w:r>
               <w:rPr>
                 <w:rFonts w:ascii="Arial" w:eastAsia="Arial" w:hAnsi="Arial" w:cs="Arial"/>
@@ -1274,6 +1488,7 @@
               </w:rPr>
               <w:t>ppk</w:t>
             </w:r>
+            <w:proofErr w:type="spellEnd"/>
             <w:r>
               <w:rPr>
                 <w:rFonts w:ascii="Arial" w:eastAsia="Arial" w:hAnsi="Arial" w:cs="Arial"/>
@@ -1378,7 +1593,21 @@
               <w:rPr>
                 <w:rFonts w:ascii="Arial" w:hAnsi="Arial" w:cs="Arial"/>
               </w:rPr>
-              <w:t>{jenis_pengadaan}</w:t>
+              <w:t>{</w:t>
+            </w:r>
+            <w:proofErr w:type="spellStart"/>
+            <w:r>
+              <w:rPr>
+                <w:rFonts w:ascii="Arial" w:hAnsi="Arial" w:cs="Arial"/>
+              </w:rPr>
+              <w:t>jenis_pengadaan</w:t>
+            </w:r>
+            <w:proofErr w:type="spellEnd"/>
+            <w:r>
+              <w:rPr>
+                <w:rFonts w:ascii="Arial" w:hAnsi="Arial" w:cs="Arial"/>
+              </w:rPr>
+              <w:t>}</w:t>
             </w:r>
           </w:p>
         </w:tc>
@@ -1474,6 +1703,7 @@
               </w:rPr>
               <w:t>{metode_</w:t>
             </w:r>
+            <w:proofErr w:type="spellStart"/>
             <w:r>
               <w:rPr>
                 <w:rFonts w:ascii="Arial" w:hAnsi="Arial" w:cs="Arial"/>
@@ -1481,6 +1711,7 @@
               </w:rPr>
               <w:t>pemilihan</w:t>
             </w:r>
+            <w:proofErr w:type="spellEnd"/>
             <w:r>
               <w:rPr>
                 <w:rFonts w:ascii="Arial" w:hAnsi="Arial" w:cs="Arial"/>
@@ -1574,7 +1805,21 @@
               <w:rPr>
                 <w:rFonts w:ascii="Arial" w:hAnsi="Arial" w:cs="Arial"/>
               </w:rPr>
-              <w:t>{tahun_anggaran}</w:t>
+              <w:t>{</w:t>
+            </w:r>
+            <w:proofErr w:type="spellStart"/>
+            <w:r>
+              <w:rPr>
+                <w:rFonts w:ascii="Arial" w:hAnsi="Arial" w:cs="Arial"/>
+              </w:rPr>
+              <w:t>tahun_anggaran</w:t>
+            </w:r>
+            <w:proofErr w:type="spellEnd"/>
+            <w:r>
+              <w:rPr>
+                <w:rFonts w:ascii="Arial" w:hAnsi="Arial" w:cs="Arial"/>
+              </w:rPr>
+              <w:t>}</w:t>
             </w:r>
           </w:p>
         </w:tc>
@@ -1658,7 +1903,21 @@
               <w:rPr>
                 <w:rFonts w:ascii="Arial" w:hAnsi="Arial" w:cs="Arial"/>
               </w:rPr>
-              <w:t>{nilai_pagu}</w:t>
+              <w:t>{</w:t>
+            </w:r>
+            <w:proofErr w:type="spellStart"/>
+            <w:r>
+              <w:rPr>
+                <w:rFonts w:ascii="Arial" w:hAnsi="Arial" w:cs="Arial"/>
+              </w:rPr>
+              <w:t>nilai_pagu</w:t>
+            </w:r>
+            <w:proofErr w:type="spellEnd"/>
+            <w:r>
+              <w:rPr>
+                <w:rFonts w:ascii="Arial" w:hAnsi="Arial" w:cs="Arial"/>
+              </w:rPr>
+              <w:t>}</w:t>
             </w:r>
           </w:p>
           <w:p>
@@ -1677,7 +1936,21 @@
               <w:rPr>
                 <w:rFonts w:ascii="Arial" w:hAnsi="Arial" w:cs="Arial"/>
               </w:rPr>
-              <w:t>({terbilang_pagu}) termasuk pajak</w:t>
+              <w:t>({</w:t>
+            </w:r>
+            <w:proofErr w:type="spellStart"/>
+            <w:r>
+              <w:rPr>
+                <w:rFonts w:ascii="Arial" w:hAnsi="Arial" w:cs="Arial"/>
+              </w:rPr>
+              <w:t>terbilang_pagu</w:t>
+            </w:r>
+            <w:proofErr w:type="spellEnd"/>
+            <w:r>
+              <w:rPr>
+                <w:rFonts w:ascii="Arial" w:hAnsi="Arial" w:cs="Arial"/>
+              </w:rPr>
+              <w:t>}) termasuk pajak</w:t>
             </w:r>
           </w:p>
         </w:tc>
@@ -1759,7 +2032,14 @@
               <w:rPr>
                 <w:rFonts w:ascii="Arial" w:hAnsi="Arial" w:cs="Arial"/>
               </w:rPr>
-              <w:t>{nilai_</w:t>
+              <w:t>{</w:t>
+            </w:r>
+            <w:proofErr w:type="spellStart"/>
+            <w:r>
+              <w:rPr>
+                <w:rFonts w:ascii="Arial" w:hAnsi="Arial" w:cs="Arial"/>
+              </w:rPr>
+              <w:t>nilai_</w:t>
             </w:r>
             <w:r>
               <w:rPr>
@@ -1767,6 +2047,7 @@
               </w:rPr>
               <w:t>hps</w:t>
             </w:r>
+            <w:proofErr w:type="spellEnd"/>
             <w:r>
               <w:rPr>
                 <w:rFonts w:ascii="Arial" w:hAnsi="Arial" w:cs="Arial"/>
@@ -1790,7 +2071,14 @@
               <w:rPr>
                 <w:rFonts w:ascii="Arial" w:hAnsi="Arial" w:cs="Arial"/>
               </w:rPr>
-              <w:t>({terbilang_</w:t>
+              <w:t>({</w:t>
+            </w:r>
+            <w:proofErr w:type="spellStart"/>
+            <w:r>
+              <w:rPr>
+                <w:rFonts w:ascii="Arial" w:hAnsi="Arial" w:cs="Arial"/>
+              </w:rPr>
+              <w:t>terbilang_</w:t>
             </w:r>
             <w:r>
               <w:rPr>
@@ -1798,6 +2086,7 @@
               </w:rPr>
               <w:t>hps</w:t>
             </w:r>
+            <w:proofErr w:type="spellEnd"/>
             <w:r>
               <w:rPr>
                 <w:rFonts w:ascii="Arial" w:hAnsi="Arial" w:cs="Arial"/>
@@ -1867,7 +2156,21 @@
         <w:rPr>
           <w:rFonts w:ascii="Arial" w:hAnsi="Arial" w:cs="Arial"/>
         </w:rPr>
-        <w:t>{nama_paket}</w:t>
+        <w:t>{</w:t>
+      </w:r>
+      <w:proofErr w:type="spellStart"/>
+      <w:r>
+        <w:rPr>
+          <w:rFonts w:ascii="Arial" w:hAnsi="Arial" w:cs="Arial"/>
+        </w:rPr>
+        <w:t>nama_paket</w:t>
+      </w:r>
+      <w:proofErr w:type="spellEnd"/>
+      <w:r>
+        <w:rPr>
+          <w:rFonts w:ascii="Arial" w:hAnsi="Arial" w:cs="Arial"/>
+        </w:rPr>
+        <w:t>}</w:t>
       </w:r>
       <w:r>
         <w:rPr>
@@ -1885,7 +2188,21 @@
         <w:rPr>
           <w:rFonts w:ascii="Arial" w:hAnsi="Arial" w:cs="Arial"/>
         </w:rPr>
-        <w:t>hasil reviu.</w:t>
+        <w:t xml:space="preserve">hasil </w:t>
+      </w:r>
+      <w:proofErr w:type="spellStart"/>
+      <w:r>
+        <w:rPr>
+          <w:rFonts w:ascii="Arial" w:hAnsi="Arial" w:cs="Arial"/>
+        </w:rPr>
+        <w:t>reviu</w:t>
+      </w:r>
+      <w:proofErr w:type="spellEnd"/>
+      <w:r>
+        <w:rPr>
+          <w:rFonts w:ascii="Arial" w:hAnsi="Arial" w:cs="Arial"/>
+        </w:rPr>
+        <w:t>.</w:t>
       </w:r>
     </w:p>
     <w:p>
@@ -1918,7 +2235,21 @@
         <w:rPr>
           <w:rFonts w:ascii="Arial" w:hAnsi="Arial" w:cs="Arial"/>
         </w:rPr>
-        <w:t>disampaikan atas perhatian dan kerjasamanya diucapkan terima kasih</w:t>
+        <w:t xml:space="preserve">disampaikan atas perhatian dan </w:t>
+      </w:r>
+      <w:proofErr w:type="spellStart"/>
+      <w:r>
+        <w:rPr>
+          <w:rFonts w:ascii="Arial" w:hAnsi="Arial" w:cs="Arial"/>
+        </w:rPr>
+        <w:t>kerjasamanya</w:t>
+      </w:r>
+      <w:proofErr w:type="spellEnd"/>
+      <w:r>
+        <w:rPr>
+          <w:rFonts w:ascii="Arial" w:hAnsi="Arial" w:cs="Arial"/>
+        </w:rPr>
+        <w:t xml:space="preserve"> diucapkan terima kasih</w:t>
       </w:r>
       <w:r>
         <w:rPr>
@@ -2031,7 +2362,27 @@
                 <w:szCs w:val="22"/>
                 <w:lang w:val="en-US"/>
               </w:rPr>
-              <w:t>{ppk}</w:t>
+              <w:t>{</w:t>
+            </w:r>
+            <w:proofErr w:type="spellStart"/>
+            <w:r>
+              <w:rPr>
+                <w:rFonts w:ascii="Arial" w:hAnsi="Arial" w:cs="Arial"/>
+                <w:sz w:val="22"/>
+                <w:szCs w:val="22"/>
+                <w:lang w:val="en-US"/>
+              </w:rPr>
+              <w:t>ppk</w:t>
+            </w:r>
+            <w:proofErr w:type="spellEnd"/>
+            <w:r>
+              <w:rPr>
+                <w:rFonts w:ascii="Arial" w:hAnsi="Arial" w:cs="Arial"/>
+                <w:sz w:val="22"/>
+                <w:szCs w:val="22"/>
+                <w:lang w:val="en-US"/>
+              </w:rPr>
+              <w:t>}</w:t>
             </w:r>
           </w:p>
           <w:p>
@@ -2117,7 +2468,27 @@
                 <w:szCs w:val="22"/>
                 <w:lang w:val="en-US"/>
               </w:rPr>
-              <w:t>{nama_ppk}</w:t>
+              <w:t>{</w:t>
+            </w:r>
+            <w:proofErr w:type="spellStart"/>
+            <w:r>
+              <w:rPr>
+                <w:rFonts w:ascii="Arial" w:hAnsi="Arial" w:cs="Arial"/>
+                <w:sz w:val="22"/>
+                <w:szCs w:val="22"/>
+                <w:lang w:val="en-US"/>
+              </w:rPr>
+              <w:t>nama_ppk</w:t>
+            </w:r>
+            <w:proofErr w:type="spellEnd"/>
+            <w:r>
+              <w:rPr>
+                <w:rFonts w:ascii="Arial" w:hAnsi="Arial" w:cs="Arial"/>
+                <w:sz w:val="22"/>
+                <w:szCs w:val="22"/>
+                <w:lang w:val="en-US"/>
+              </w:rPr>
+              <w:t>}</w:t>
             </w:r>
           </w:p>
         </w:tc>
@@ -2168,12 +2539,37 @@
           <w:rFonts w:ascii="Arial" w:hAnsi="Arial" w:cs="Arial"/>
         </w:rPr>
       </w:pPr>
+      <w:proofErr w:type="spellStart"/>
       <w:r>
         <w:rPr>
           <w:rFonts w:ascii="Arial" w:hAnsi="Arial" w:cs="Arial"/>
           <w:lang w:val="en-US"/>
         </w:rPr>
-        <w:t>Kepala {balai}</w:t>
+        <w:t>Kepala</w:t>
+      </w:r>
+      <w:proofErr w:type="spellEnd"/>
+      <w:r>
+        <w:rPr>
+          <w:rFonts w:ascii="Arial" w:hAnsi="Arial" w:cs="Arial"/>
+          <w:lang w:val="en-US"/>
+        </w:rPr>
+        <w:t xml:space="preserve"> {</w:t>
+      </w:r>
+      <w:proofErr w:type="spellStart"/>
+      <w:r>
+        <w:rPr>
+          <w:rFonts w:ascii="Arial" w:hAnsi="Arial" w:cs="Arial"/>
+          <w:lang w:val="en-US"/>
+        </w:rPr>
+        <w:t>balai</w:t>
+      </w:r>
+      <w:proofErr w:type="spellEnd"/>
+      <w:r>
+        <w:rPr>
+          <w:rFonts w:ascii="Arial" w:hAnsi="Arial" w:cs="Arial"/>
+          <w:lang w:val="en-US"/>
+        </w:rPr>
+        <w:t>}</w:t>
       </w:r>
     </w:p>
     <w:p>
@@ -2198,7 +2594,21 @@
         <w:rPr>
           <w:rFonts w:ascii="Arial" w:hAnsi="Arial" w:cs="Arial"/>
         </w:rPr>
-        <w:t>{satuan_kerja}</w:t>
+        <w:t>{</w:t>
+      </w:r>
+      <w:proofErr w:type="spellStart"/>
+      <w:r>
+        <w:rPr>
+          <w:rFonts w:ascii="Arial" w:hAnsi="Arial" w:cs="Arial"/>
+        </w:rPr>
+        <w:t>satuan_kerja</w:t>
+      </w:r>
+      <w:proofErr w:type="spellEnd"/>
+      <w:r>
+        <w:rPr>
+          <w:rFonts w:ascii="Arial" w:hAnsi="Arial" w:cs="Arial"/>
+        </w:rPr>
+        <w:t>}</w:t>
       </w:r>
     </w:p>
     <w:p>
@@ -2229,7 +2639,21 @@
         <w:rPr>
           <w:rFonts w:ascii="Arial" w:hAnsi="Arial" w:cs="Arial"/>
         </w:rPr>
-        <w:t>{kode_pokja}</w:t>
+        <w:t>{</w:t>
+      </w:r>
+      <w:proofErr w:type="spellStart"/>
+      <w:r>
+        <w:rPr>
+          <w:rFonts w:ascii="Arial" w:hAnsi="Arial" w:cs="Arial"/>
+        </w:rPr>
+        <w:t>kode_pokja</w:t>
+      </w:r>
+      <w:proofErr w:type="spellEnd"/>
+      <w:r>
+        <w:rPr>
+          <w:rFonts w:ascii="Arial" w:hAnsi="Arial" w:cs="Arial"/>
+        </w:rPr>
+        <w:t>}</w:t>
       </w:r>
       <w:r>
         <w:rPr>
@@ -2247,7 +2671,21 @@
         <w:rPr>
           <w:rFonts w:ascii="Arial" w:hAnsi="Arial" w:cs="Arial"/>
         </w:rPr>
-        <w:t>{tahun_anggaran}</w:t>
+        <w:t>{</w:t>
+      </w:r>
+      <w:proofErr w:type="spellStart"/>
+      <w:r>
+        <w:rPr>
+          <w:rFonts w:ascii="Arial" w:hAnsi="Arial" w:cs="Arial"/>
+        </w:rPr>
+        <w:t>tahun_anggaran</w:t>
+      </w:r>
+      <w:proofErr w:type="spellEnd"/>
+      <w:r>
+        <w:rPr>
+          <w:rFonts w:ascii="Arial" w:hAnsi="Arial" w:cs="Arial"/>
+        </w:rPr>
+        <w:t>}</w:t>
       </w:r>
     </w:p>
     <w:sectPr>
@@ -2261,7 +2699,7 @@
 </file>
 
 <file path=word/endnotes.xml><?xml version="1.0" encoding="utf-8"?>
-<w:endnotes xmlns:wpc="http://schemas.microsoft.com/office/word/2010/wordprocessingCanvas" xmlns:cx="http://schemas.microsoft.com/office/drawing/2014/chartex" xmlns:cx1="http://schemas.microsoft.com/office/drawing/2015/9/8/chartex" xmlns:cx2="http://schemas.microsoft.com/office/drawing/2015/10/21/chartex" xmlns:cx3="http://schemas.microsoft.com/office/drawing/2016/5/9/chartex" xmlns:cx4="http://schemas.microsoft.com/office/drawing/2016/5/10/chartex" xmlns:cx5="http://schemas.microsoft.com/office/drawing/2016/5/11/chartex" xmlns:cx6="http://schemas.microsoft.com/office/drawing/2016/5/12/chartex" xmlns:cx7="http://schemas.microsoft.com/office/drawing/2016/5/13/chartex" xmlns:cx8="http://schemas.microsoft.com/office/drawing/2016/5/14/chartex" xmlns:mc="http://schemas.openxmlformats.org/markup-compatibility/2006" xmlns:aink="http://schemas.microsoft.com/office/drawing/2016/ink" xmlns:am3d="http://schemas.microsoft.com/office/drawing/2017/model3d" xmlns:o="urn:schemas-microsoft-com:office:office" xmlns:r="http://schemas.openxmlformats.org/officeDocument/2006/relationships" xmlns:m="http://schemas.openxmlformats.org/officeDocument/2006/math" xmlns:v="urn:schemas-microsoft-com:vml" xmlns:wp14="http://schemas.microsoft.com/office/word/2010/wordprocessingDrawing" xmlns:wp="http://schemas.openxmlformats.org/drawingml/2006/wordprocessingDrawing" xmlns:w10="urn:schemas-microsoft-com:office:word" xmlns:w="http://schemas.openxmlformats.org/wordprocessingml/2006/main" xmlns:w14="http://schemas.microsoft.com/office/word/2010/wordml" xmlns:w15="http://schemas.microsoft.com/office/word/2012/wordml" xmlns:w16cex="http://schemas.microsoft.com/office/word/2018/wordml/cex" xmlns:w16cid="http://schemas.microsoft.com/office/word/2016/wordml/cid" xmlns:w16="http://schemas.microsoft.com/office/word/2018/wordml" xmlns:w16sdtdh="http://schemas.microsoft.com/office/word/2020/wordml/sdtdatahash" xmlns:w16se="http://schemas.microsoft.com/office/word/2015/wordml/symex" xmlns:wpg="http://schemas.microsoft.com/office/word/2010/wordprocessingGroup" xmlns:wpi="http://schemas.microsoft.com/office/word/2010/wordprocessingInk" xmlns:wne="http://schemas.microsoft.com/office/word/2006/wordml" xmlns:wps="http://schemas.microsoft.com/office/word/2010/wordprocessingShape" mc:Ignorable="w14 w15 w16se w16cid w16 w16cex w16sdtdh wp14">
+<w:endnotes xmlns:wpc="http://schemas.microsoft.com/office/word/2010/wordprocessingCanvas" xmlns:cx="http://schemas.microsoft.com/office/drawing/2014/chartex" xmlns:cx1="http://schemas.microsoft.com/office/drawing/2015/9/8/chartex" xmlns:cx2="http://schemas.microsoft.com/office/drawing/2015/10/21/chartex" xmlns:cx3="http://schemas.microsoft.com/office/drawing/2016/5/9/chartex" xmlns:cx4="http://schemas.microsoft.com/office/drawing/2016/5/10/chartex" xmlns:cx5="http://schemas.microsoft.com/office/drawing/2016/5/11/chartex" xmlns:cx6="http://schemas.microsoft.com/office/drawing/2016/5/12/chartex" xmlns:cx7="http://schemas.microsoft.com/office/drawing/2016/5/13/chartex" xmlns:cx8="http://schemas.microsoft.com/office/drawing/2016/5/14/chartex" xmlns:mc="http://schemas.openxmlformats.org/markup-compatibility/2006" xmlns:aink="http://schemas.microsoft.com/office/drawing/2016/ink" xmlns:am3d="http://schemas.microsoft.com/office/drawing/2017/model3d" xmlns:o="urn:schemas-microsoft-com:office:office" xmlns:oel="http://schemas.microsoft.com/office/2019/extlst" xmlns:r="http://schemas.openxmlformats.org/officeDocument/2006/relationships" xmlns:m="http://schemas.openxmlformats.org/officeDocument/2006/math" xmlns:v="urn:schemas-microsoft-com:vml" xmlns:wp14="http://schemas.microsoft.com/office/word/2010/wordprocessingDrawing" xmlns:wp="http://schemas.openxmlformats.org/drawingml/2006/wordprocessingDrawing" xmlns:w10="urn:schemas-microsoft-com:office:word" xmlns:w="http://schemas.openxmlformats.org/wordprocessingml/2006/main" xmlns:w14="http://schemas.microsoft.com/office/word/2010/wordml" xmlns:w15="http://schemas.microsoft.com/office/word/2012/wordml" xmlns:w16cex="http://schemas.microsoft.com/office/word/2018/wordml/cex" xmlns:w16cid="http://schemas.microsoft.com/office/word/2016/wordml/cid" xmlns:w16="http://schemas.microsoft.com/office/word/2018/wordml" xmlns:w16du="http://schemas.microsoft.com/office/word/2023/wordml/word16du" xmlns:w16sdtdh="http://schemas.microsoft.com/office/word/2020/wordml/sdtdatahash" xmlns:w16sdtfl="http://schemas.microsoft.com/office/word/2024/wordml/sdtformatlock" xmlns:w16se="http://schemas.microsoft.com/office/word/2015/wordml/symex" xmlns:wpg="http://schemas.microsoft.com/office/word/2010/wordprocessingGroup" xmlns:wpi="http://schemas.microsoft.com/office/word/2010/wordprocessingInk" xmlns:wne="http://schemas.microsoft.com/office/word/2006/wordml" xmlns:wps="http://schemas.microsoft.com/office/word/2010/wordprocessingShape" mc:Ignorable="w14 w15 w16se w16cid w16 w16cex w16sdtdh w16sdtfl w16du wp14">
   <w:endnote w:type="separator" w:id="-1">
     <w:p>
       <w:pPr>
@@ -2286,7 +2724,7 @@
 </file>
 
 <file path=word/footnotes.xml><?xml version="1.0" encoding="utf-8"?>
-<w:footnotes xmlns:wpc="http://schemas.microsoft.com/office/word/2010/wordprocessingCanvas" xmlns:cx="http://schemas.microsoft.com/office/drawing/2014/chartex" xmlns:cx1="http://schemas.microsoft.com/office/drawing/2015/9/8/chartex" xmlns:cx2="http://schemas.microsoft.com/office/drawing/2015/10/21/chartex" xmlns:cx3="http://schemas.microsoft.com/office/drawing/2016/5/9/chartex" xmlns:cx4="http://schemas.microsoft.com/office/drawing/2016/5/10/chartex" xmlns:cx5="http://schemas.microsoft.com/office/drawing/2016/5/11/chartex" xmlns:cx6="http://schemas.microsoft.com/office/drawing/2016/5/12/chartex" xmlns:cx7="http://schemas.microsoft.com/office/drawing/2016/5/13/chartex" xmlns:cx8="http://schemas.microsoft.com/office/drawing/2016/5/14/chartex" xmlns:mc="http://schemas.openxmlformats.org/markup-compatibility/2006" xmlns:aink="http://schemas.microsoft.com/office/drawing/2016/ink" xmlns:am3d="http://schemas.microsoft.com/office/drawing/2017/model3d" xmlns:o="urn:schemas-microsoft-com:office:office" xmlns:r="http://schemas.openxmlformats.org/officeDocument/2006/relationships" xmlns:m="http://schemas.openxmlformats.org/officeDocument/2006/math" xmlns:v="urn:schemas-microsoft-com:vml" xmlns:wp14="http://schemas.microsoft.com/office/word/2010/wordprocessingDrawing" xmlns:wp="http://schemas.openxmlformats.org/drawingml/2006/wordprocessingDrawing" xmlns:w10="urn:schemas-microsoft-com:office:word" xmlns:w="http://schemas.openxmlformats.org/wordprocessingml/2006/main" xmlns:w14="http://schemas.microsoft.com/office/word/2010/wordml" xmlns:w15="http://schemas.microsoft.com/office/word/2012/wordml" xmlns:w16cex="http://schemas.microsoft.com/office/word/2018/wordml/cex" xmlns:w16cid="http://schemas.microsoft.com/office/word/2016/wordml/cid" xmlns:w16="http://schemas.microsoft.com/office/word/2018/wordml" xmlns:w16sdtdh="http://schemas.microsoft.com/office/word/2020/wordml/sdtdatahash" xmlns:w16se="http://schemas.microsoft.com/office/word/2015/wordml/symex" xmlns:wpg="http://schemas.microsoft.com/office/word/2010/wordprocessingGroup" xmlns:wpi="http://schemas.microsoft.com/office/word/2010/wordprocessingInk" xmlns:wne="http://schemas.microsoft.com/office/word/2006/wordml" xmlns:wps="http://schemas.microsoft.com/office/word/2010/wordprocessingShape" mc:Ignorable="w14 w15 w16se w16cid w16 w16cex w16sdtdh wp14">
+<w:footnotes xmlns:wpc="http://schemas.microsoft.com/office/word/2010/wordprocessingCanvas" xmlns:cx="http://schemas.microsoft.com/office/drawing/2014/chartex" xmlns:cx1="http://schemas.microsoft.com/office/drawing/2015/9/8/chartex" xmlns:cx2="http://schemas.microsoft.com/office/drawing/2015/10/21/chartex" xmlns:cx3="http://schemas.microsoft.com/office/drawing/2016/5/9/chartex" xmlns:cx4="http://schemas.microsoft.com/office/drawing/2016/5/10/chartex" xmlns:cx5="http://schemas.microsoft.com/office/drawing/2016/5/11/chartex" xmlns:cx6="http://schemas.microsoft.com/office/drawing/2016/5/12/chartex" xmlns:cx7="http://schemas.microsoft.com/office/drawing/2016/5/13/chartex" xmlns:cx8="http://schemas.microsoft.com/office/drawing/2016/5/14/chartex" xmlns:mc="http://schemas.openxmlformats.org/markup-compatibility/2006" xmlns:aink="http://schemas.microsoft.com/office/drawing/2016/ink" xmlns:am3d="http://schemas.microsoft.com/office/drawing/2017/model3d" xmlns:o="urn:schemas-microsoft-com:office:office" xmlns:oel="http://schemas.microsoft.com/office/2019/extlst" xmlns:r="http://schemas.openxmlformats.org/officeDocument/2006/relationships" xmlns:m="http://schemas.openxmlformats.org/officeDocument/2006/math" xmlns:v="urn:schemas-microsoft-com:vml" xmlns:wp14="http://schemas.microsoft.com/office/word/2010/wordprocessingDrawing" xmlns:wp="http://schemas.openxmlformats.org/drawingml/2006/wordprocessingDrawing" xmlns:w10="urn:schemas-microsoft-com:office:word" xmlns:w="http://schemas.openxmlformats.org/wordprocessingml/2006/main" xmlns:w14="http://schemas.microsoft.com/office/word/2010/wordml" xmlns:w15="http://schemas.microsoft.com/office/word/2012/wordml" xmlns:w16cex="http://schemas.microsoft.com/office/word/2018/wordml/cex" xmlns:w16cid="http://schemas.microsoft.com/office/word/2016/wordml/cid" xmlns:w16="http://schemas.microsoft.com/office/word/2018/wordml" xmlns:w16du="http://schemas.microsoft.com/office/word/2023/wordml/word16du" xmlns:w16sdtdh="http://schemas.microsoft.com/office/word/2020/wordml/sdtdatahash" xmlns:w16sdtfl="http://schemas.microsoft.com/office/word/2024/wordml/sdtformatlock" xmlns:w16se="http://schemas.microsoft.com/office/word/2015/wordml/symex" xmlns:wpg="http://schemas.microsoft.com/office/word/2010/wordprocessingGroup" xmlns:wpi="http://schemas.microsoft.com/office/word/2010/wordprocessingInk" xmlns:wne="http://schemas.microsoft.com/office/word/2006/wordml" xmlns:wps="http://schemas.microsoft.com/office/word/2010/wordprocessingShape" mc:Ignorable="w14 w15 w16se w16cid w16 w16cex w16sdtdh w16sdtfl w16du wp14">
   <w:footnote w:type="separator" w:id="-1">
     <w:p>
       <w:pPr>
@@ -2311,7 +2749,7 @@
 </file>
 
 <file path=word/numbering.xml><?xml version="1.0" encoding="utf-8"?>
-<w:numbering xmlns:wpc="http://schemas.microsoft.com/office/word/2010/wordprocessingCanvas" xmlns:cx="http://schemas.microsoft.com/office/drawing/2014/chartex" xmlns:cx1="http://schemas.microsoft.com/office/drawing/2015/9/8/chartex" xmlns:cx2="http://schemas.microsoft.com/office/drawing/2015/10/21/chartex" xmlns:cx3="http://schemas.microsoft.com/office/drawing/2016/5/9/chartex" xmlns:cx4="http://schemas.microsoft.com/office/drawing/2016/5/10/chartex" xmlns:cx5="http://schemas.microsoft.com/office/drawing/2016/5/11/chartex" xmlns:cx6="http://schemas.microsoft.com/office/drawing/2016/5/12/chartex" xmlns:cx7="http://schemas.microsoft.com/office/drawing/2016/5/13/chartex" xmlns:cx8="http://schemas.microsoft.com/office/drawing/2016/5/14/chartex" xmlns:mc="http://schemas.openxmlformats.org/markup-compatibility/2006" xmlns:aink="http://schemas.microsoft.com/office/drawing/2016/ink" xmlns:am3d="http://schemas.microsoft.com/office/drawing/2017/model3d" xmlns:o="urn:schemas-microsoft-com:office:office" xmlns:r="http://schemas.openxmlformats.org/officeDocument/2006/relationships" xmlns:m="http://schemas.openxmlformats.org/officeDocument/2006/math" xmlns:v="urn:schemas-microsoft-com:vml" xmlns:wp14="http://schemas.microsoft.com/office/word/2010/wordprocessingDrawing" xmlns:wp="http://schemas.openxmlformats.org/drawingml/2006/wordprocessingDrawing" xmlns:w10="urn:schemas-microsoft-com:office:word" xmlns:w="http://schemas.openxmlformats.org/wordprocessingml/2006/main" xmlns:w14="http://schemas.microsoft.com/office/word/2010/wordml" xmlns:w15="http://schemas.microsoft.com/office/word/2012/wordml" xmlns:w16cex="http://schemas.microsoft.com/office/word/2018/wordml/cex" xmlns:w16cid="http://schemas.microsoft.com/office/word/2016/wordml/cid" xmlns:w16="http://schemas.microsoft.com/office/word/2018/wordml" xmlns:w16sdtdh="http://schemas.microsoft.com/office/word/2020/wordml/sdtdatahash" xmlns:w16se="http://schemas.microsoft.com/office/word/2015/wordml/symex" xmlns:wpg="http://schemas.microsoft.com/office/word/2010/wordprocessingGroup" xmlns:wpi="http://schemas.microsoft.com/office/word/2010/wordprocessingInk" xmlns:wne="http://schemas.microsoft.com/office/word/2006/wordml" xmlns:wps="http://schemas.microsoft.com/office/word/2010/wordprocessingShape" mc:Ignorable="w14 w15 w16se w16cid w16 w16cex w16sdtdh wp14">
+<w:numbering xmlns:wpc="http://schemas.microsoft.com/office/word/2010/wordprocessingCanvas" xmlns:cx="http://schemas.microsoft.com/office/drawing/2014/chartex" xmlns:cx1="http://schemas.microsoft.com/office/drawing/2015/9/8/chartex" xmlns:cx2="http://schemas.microsoft.com/office/drawing/2015/10/21/chartex" xmlns:cx3="http://schemas.microsoft.com/office/drawing/2016/5/9/chartex" xmlns:cx4="http://schemas.microsoft.com/office/drawing/2016/5/10/chartex" xmlns:cx5="http://schemas.microsoft.com/office/drawing/2016/5/11/chartex" xmlns:cx6="http://schemas.microsoft.com/office/drawing/2016/5/12/chartex" xmlns:cx7="http://schemas.microsoft.com/office/drawing/2016/5/13/chartex" xmlns:cx8="http://schemas.microsoft.com/office/drawing/2016/5/14/chartex" xmlns:mc="http://schemas.openxmlformats.org/markup-compatibility/2006" xmlns:aink="http://schemas.microsoft.com/office/drawing/2016/ink" xmlns:am3d="http://schemas.microsoft.com/office/drawing/2017/model3d" xmlns:o="urn:schemas-microsoft-com:office:office" xmlns:oel="http://schemas.microsoft.com/office/2019/extlst" xmlns:r="http://schemas.openxmlformats.org/officeDocument/2006/relationships" xmlns:m="http://schemas.openxmlformats.org/officeDocument/2006/math" xmlns:v="urn:schemas-microsoft-com:vml" xmlns:wp14="http://schemas.microsoft.com/office/word/2010/wordprocessingDrawing" xmlns:wp="http://schemas.openxmlformats.org/drawingml/2006/wordprocessingDrawing" xmlns:w10="urn:schemas-microsoft-com:office:word" xmlns:w="http://schemas.openxmlformats.org/wordprocessingml/2006/main" xmlns:w14="http://schemas.microsoft.com/office/word/2010/wordml" xmlns:w15="http://schemas.microsoft.com/office/word/2012/wordml" xmlns:w16cex="http://schemas.microsoft.com/office/word/2018/wordml/cex" xmlns:w16cid="http://schemas.microsoft.com/office/word/2016/wordml/cid" xmlns:w16="http://schemas.microsoft.com/office/word/2018/wordml" xmlns:w16du="http://schemas.microsoft.com/office/word/2023/wordml/word16du" xmlns:w16sdtdh="http://schemas.microsoft.com/office/word/2020/wordml/sdtdatahash" xmlns:w16sdtfl="http://schemas.microsoft.com/office/word/2024/wordml/sdtformatlock" xmlns:w16se="http://schemas.microsoft.com/office/word/2015/wordml/symex" xmlns:wpg="http://schemas.microsoft.com/office/word/2010/wordprocessingGroup" xmlns:wpi="http://schemas.microsoft.com/office/word/2010/wordprocessingInk" xmlns:wne="http://schemas.microsoft.com/office/word/2006/wordml" xmlns:wps="http://schemas.microsoft.com/office/word/2010/wordprocessingShape" mc:Ignorable="w14 w15 w16se w16cid w16 w16cex w16sdtdh w16sdtfl w16du wp14">
   <w:abstractNum w:abstractNumId="0" w15:restartNumberingAfterBreak="0">
     <w:nsid w:val="18D00902"/>
     <w:multiLevelType w:val="hybridMultilevel"/>
@@ -2867,29 +3305,29 @@
       </w:pPr>
     </w:lvl>
   </w:abstractNum>
-  <w:num w:numId="1">
+  <w:num w:numId="1" w16cid:durableId="657610810">
     <w:abstractNumId w:val="3"/>
   </w:num>
-  <w:num w:numId="2">
+  <w:num w:numId="2" w16cid:durableId="1731880391">
     <w:abstractNumId w:val="4"/>
   </w:num>
-  <w:num w:numId="3">
+  <w:num w:numId="3" w16cid:durableId="764182013">
     <w:abstractNumId w:val="2"/>
   </w:num>
-  <w:num w:numId="4">
+  <w:num w:numId="4" w16cid:durableId="1737891776">
     <w:abstractNumId w:val="0"/>
   </w:num>
-  <w:num w:numId="5">
+  <w:num w:numId="5" w16cid:durableId="39285728">
     <w:abstractNumId w:val="5"/>
   </w:num>
-  <w:num w:numId="6">
+  <w:num w:numId="6" w16cid:durableId="1652174808">
     <w:abstractNumId w:val="1"/>
   </w:num>
 </w:numbering>
 </file>
 
 <file path=word/styles.xml><?xml version="1.0" encoding="utf-8"?>
-<w:styles xmlns:mc="http://schemas.openxmlformats.org/markup-compatibility/2006" xmlns:r="http://schemas.openxmlformats.org/officeDocument/2006/relationships" xmlns:w="http://schemas.openxmlformats.org/wordprocessingml/2006/main" xmlns:w14="http://schemas.microsoft.com/office/word/2010/wordml" xmlns:w15="http://schemas.microsoft.com/office/word/2012/wordml" xmlns:w16cex="http://schemas.microsoft.com/office/word/2018/wordml/cex" xmlns:w16cid="http://schemas.microsoft.com/office/word/2016/wordml/cid" xmlns:w16="http://schemas.microsoft.com/office/word/2018/wordml" xmlns:w16sdtdh="http://schemas.microsoft.com/office/word/2020/wordml/sdtdatahash" xmlns:w16se="http://schemas.microsoft.com/office/word/2015/wordml/symex" mc:Ignorable="w14 w15 w16se w16cid w16 w16cex w16sdtdh">
+<w:styles xmlns:mc="http://schemas.openxmlformats.org/markup-compatibility/2006" xmlns:r="http://schemas.openxmlformats.org/officeDocument/2006/relationships" xmlns:w="http://schemas.openxmlformats.org/wordprocessingml/2006/main" xmlns:w14="http://schemas.microsoft.com/office/word/2010/wordml" xmlns:w15="http://schemas.microsoft.com/office/word/2012/wordml" xmlns:w16cex="http://schemas.microsoft.com/office/word/2018/wordml/cex" xmlns:w16cid="http://schemas.microsoft.com/office/word/2016/wordml/cid" xmlns:w16="http://schemas.microsoft.com/office/word/2018/wordml" xmlns:w16du="http://schemas.microsoft.com/office/word/2023/wordml/word16du" xmlns:w16sdtdh="http://schemas.microsoft.com/office/word/2020/wordml/sdtdatahash" xmlns:w16sdtfl="http://schemas.microsoft.com/office/word/2024/wordml/sdtformatlock" xmlns:w16se="http://schemas.microsoft.com/office/word/2015/wordml/symex" mc:Ignorable="w14 w15 w16se w16cid w16 w16cex w16sdtdh w16sdtfl w16du">
   <w:docDefaults>
     <w:rPrDefault>
       <w:rPr>
